--- a/CV_Material_Nacho/extras/cvs_personalizados/cv_mastercard_2027.docx
+++ b/CV_Material_Nacho/extras/cvs_personalizados/cv_mastercard_2027.docx
@@ -4,19 +4,28 @@
   <w:body>
     <w:p>
       <w:r>
+        <w:rPr>
+          <w:b/>
+          <w:sz w:val="32"/>
+        </w:rPr>
         <w:t>Ignacio Palmeri</w:t>
       </w:r>
     </w:p>
     <w:p>
+      <w:pPr/>
       <w:r>
+        <w:rPr>
+          <w:color w:val="555555"/>
+          <w:sz w:val="17"/>
+        </w:rPr>
         <w:t>Temperley, Buenos Aires, Argentina | +54 9 11 5509-0832 | ignaciopalmeri1@gmail.com | linkedin.com/in/ignaciopalmeri | github.com/nachopalmeri | ignaciopalmeri.vercel.app</w:t>
       </w:r>
     </w:p>
     <w:p>
+      <w:pPr>
+        <w:pStyle w:val="Heading1"/>
+      </w:pPr>
       <w:r>
-        <w:rPr>
-          <w:b/>
-        </w:rPr>
         <w:t>PROFILE</w:t>
       </w:r>
     </w:p>
@@ -26,16 +35,22 @@
       </w:r>
     </w:p>
     <w:p>
+      <w:pPr>
+        <w:pStyle w:val="Heading1"/>
+      </w:pPr>
       <w:r>
-        <w:rPr>
-          <w:b/>
-        </w:rPr>
         <w:t>EDUCATION</w:t>
       </w:r>
     </w:p>
     <w:p>
       <w:r>
-        <w:t>B.A. in Information Technology Management — UADE | Mar 2025 – Expected Dec 2028</w:t>
+        <w:rPr>
+          <w:b/>
+        </w:rPr>
+        <w:t>B.A. in Information Technology Management — UADE</w:t>
+      </w:r>
+      <w:r>
+        <w:t xml:space="preserve"> | Mar 2025 – Expected Dec 2028</w:t>
       </w:r>
     </w:p>
     <w:p>
@@ -56,7 +71,13 @@
     </w:p>
     <w:p>
       <w:r>
-        <w:t>High School Diploma in Economics &amp; Administration — Colegio Eccleston | Graduated Dec 20, 2024</w:t>
+        <w:rPr>
+          <w:b/>
+        </w:rPr>
+        <w:t>High School Diploma in Economics &amp; Administration — Colegio Eccleston</w:t>
+      </w:r>
+      <w:r>
+        <w:t xml:space="preserve"> | Graduated Dec 20, 2024</w:t>
       </w:r>
     </w:p>
     <w:p>
@@ -68,16 +89,22 @@
       </w:r>
     </w:p>
     <w:p>
+      <w:pPr>
+        <w:pStyle w:val="Heading1"/>
+      </w:pPr>
       <w:r>
-        <w:rPr>
-          <w:b/>
-        </w:rPr>
         <w:t>EXPERIENCE</w:t>
       </w:r>
     </w:p>
     <w:p>
       <w:r>
-        <w:t>Customer Service Representative — Grido (franchise) | Oct 2023 – Present</w:t>
+        <w:rPr>
+          <w:b/>
+        </w:rPr>
+        <w:t>Customer Service Representative — Grido (franchise)</w:t>
+      </w:r>
+      <w:r>
+        <w:t xml:space="preserve"> | Oct 2023 – Present</w:t>
       </w:r>
     </w:p>
     <w:p>
@@ -113,16 +140,22 @@
       </w:r>
     </w:p>
     <w:p>
+      <w:pPr>
+        <w:pStyle w:val="Heading1"/>
+      </w:pPr>
       <w:r>
-        <w:rPr>
-          <w:b/>
-        </w:rPr>
         <w:t>PROJECTS</w:t>
       </w:r>
     </w:p>
     <w:p>
       <w:r>
-        <w:t>World Cup 2026 Predictor — Statistical sports prediction engine | 2026</w:t>
+        <w:rPr>
+          <w:b/>
+        </w:rPr>
+        <w:t>World Cup 2026 Predictor — Statistical sports prediction engine</w:t>
+      </w:r>
+      <w:r>
+        <w:t xml:space="preserve"> | 2026</w:t>
       </w:r>
     </w:p>
     <w:p>
@@ -148,7 +181,13 @@
     </w:p>
     <w:p>
       <w:r>
-        <w:t>JobBot — AI-assisted job search (Telegram bot + dashboard) | 2026</w:t>
+        <w:rPr>
+          <w:b/>
+        </w:rPr>
+        <w:t>JobBot — AI-assisted job search (Telegram bot + dashboard)</w:t>
+      </w:r>
+      <w:r>
+        <w:t xml:space="preserve"> | 2026</w:t>
       </w:r>
     </w:p>
     <w:p>
@@ -182,7 +221,13 @@
     </w:p>
     <w:p>
       <w:r>
-        <w:t>FranquiYA — Full-stack dashboard prototype for franchise operations | 2025 – 2026</w:t>
+        <w:rPr>
+          <w:b/>
+        </w:rPr>
+        <w:t>FranquiYA — Full-stack dashboard prototype for franchise operations</w:t>
+      </w:r>
+      <w:r>
+        <w:t xml:space="preserve"> | 2025 – 2026</w:t>
       </w:r>
     </w:p>
     <w:p>
@@ -208,7 +253,13 @@
     </w:p>
     <w:p>
       <w:r>
-        <w:t>Agents System — Personal AI-assisted development workflow | 2026</w:t>
+        <w:rPr>
+          <w:b/>
+        </w:rPr>
+        <w:t>Agents System — Personal AI-assisted development workflow</w:t>
+      </w:r>
+      <w:r>
+        <w:t xml:space="preserve"> | 2026</w:t>
       </w:r>
     </w:p>
     <w:p>
@@ -233,10 +284,10 @@
       </w:r>
     </w:p>
     <w:p>
+      <w:pPr>
+        <w:pStyle w:val="Heading1"/>
+      </w:pPr>
       <w:r>
-        <w:rPr>
-          <w:b/>
-        </w:rPr>
         <w:t>TECHNICAL SKILLS</w:t>
       </w:r>
     </w:p>
@@ -245,7 +296,13 @@
         <w:pStyle w:val="ListBullet"/>
       </w:pPr>
       <w:r>
-        <w:t>Languages &amp; frameworks: Python, JavaScript, TypeScript, FastAPI, Next.js, React</w:t>
+        <w:rPr>
+          <w:b/>
+        </w:rPr>
+        <w:t>Languages &amp; frameworks:</w:t>
+      </w:r>
+      <w:r>
+        <w:t xml:space="preserve"> Python, JavaScript, TypeScript, FastAPI, Next.js, React</w:t>
       </w:r>
     </w:p>
     <w:p>
@@ -253,7 +310,13 @@
         <w:pStyle w:val="ListBullet"/>
       </w:pPr>
       <w:r>
-        <w:t>Databases: SQL, PostgreSQL, SQLite</w:t>
+        <w:rPr>
+          <w:b/>
+        </w:rPr>
+        <w:t>Databases:</w:t>
+      </w:r>
+      <w:r>
+        <w:t xml:space="preserve"> SQL, PostgreSQL, SQLite</w:t>
       </w:r>
     </w:p>
     <w:p>
@@ -261,7 +324,13 @@
         <w:pStyle w:val="ListBullet"/>
       </w:pPr>
       <w:r>
-        <w:t>Infrastructure &amp; tools: Linux (RHEL/Ubuntu, WSL2), Git/GitHub, GitHub Actions, Vercel, Railway, Bash</w:t>
+        <w:rPr>
+          <w:b/>
+        </w:rPr>
+        <w:t>Infrastructure &amp; tools:</w:t>
+      </w:r>
+      <w:r>
+        <w:t xml:space="preserve"> Linux (RHEL/Ubuntu, WSL2), Git/GitHub, GitHub Actions, Vercel, Railway, Bash</w:t>
       </w:r>
     </w:p>
     <w:p>
@@ -269,7 +338,13 @@
         <w:pStyle w:val="ListBullet"/>
       </w:pPr>
       <w:r>
-        <w:t>Applied AI: LLM integration (Claude, Groq, Gemini), prompt engineering, agent workflows, process automation, AI-assisted development with review and testing</w:t>
+        <w:rPr>
+          <w:b/>
+        </w:rPr>
+        <w:t>Applied AI:</w:t>
+      </w:r>
+      <w:r>
+        <w:t xml:space="preserve"> LLM integration (Claude, Groq, Gemini), prompt engineering, agent workflows, process automation, AI-assisted development with review and testing</w:t>
       </w:r>
     </w:p>
     <w:p>
@@ -277,14 +352,20 @@
         <w:pStyle w:val="ListBullet"/>
       </w:pPr>
       <w:r>
-        <w:t>Business &amp; management: Process modeling, customer service, advanced Excel, working under pressure, agile methodologies</w:t>
+        <w:rPr>
+          <w:b/>
+        </w:rPr>
+        <w:t>Business &amp; management:</w:t>
+      </w:r>
+      <w:r>
+        <w:t xml:space="preserve"> Process modeling, customer service, advanced Excel, working under pressure, agile methodologies</w:t>
       </w:r>
     </w:p>
     <w:p>
+      <w:pPr>
+        <w:pStyle w:val="Heading1"/>
+      </w:pPr>
       <w:r>
-        <w:rPr>
-          <w:b/>
-        </w:rPr>
         <w:t>CERTIFICATIONS</w:t>
       </w:r>
     </w:p>
@@ -293,7 +374,13 @@
         <w:pStyle w:val="ListBullet"/>
       </w:pPr>
       <w:r>
-        <w:t>Red Hat System Administration I (RH124) — Red Hat Academy, 2025. Completed Linux/RHEL administration course.</w:t>
+        <w:rPr>
+          <w:b/>
+        </w:rPr>
+        <w:t>Red Hat System Administration I (RH124)</w:t>
+      </w:r>
+      <w:r>
+        <w:t xml:space="preserve"> — Red Hat Academy, 2025. Completed Linux/RHEL administration course.</w:t>
       </w:r>
     </w:p>
     <w:p>
@@ -301,7 +388,13 @@
         <w:pStyle w:val="ListBullet"/>
       </w:pPr>
       <w:r>
-        <w:t>Claude Code in Action — Anthropic, 2026.</w:t>
+        <w:rPr>
+          <w:b/>
+        </w:rPr>
+        <w:t>Claude Code in Action</w:t>
+      </w:r>
+      <w:r>
+        <w:t xml:space="preserve"> — Anthropic, 2026.</w:t>
       </w:r>
     </w:p>
     <w:p>
@@ -309,7 +402,13 @@
         <w:pStyle w:val="ListBullet"/>
       </w:pPr>
       <w:r>
-        <w:t>CCNA 1: Introduction to Networks (Cisco track) — UADE, in progress, expected completion Dec 2026.</w:t>
+        <w:rPr>
+          <w:b/>
+        </w:rPr>
+        <w:t>CCNA 1: Introduction to Networks (Cisco track)</w:t>
+      </w:r>
+      <w:r>
+        <w:t xml:space="preserve"> — UADE, in progress, expected completion Dec 2026.</w:t>
       </w:r>
     </w:p>
     <w:p>
@@ -321,10 +420,10 @@
       </w:r>
     </w:p>
     <w:p>
+      <w:pPr>
+        <w:pStyle w:val="Heading1"/>
+      </w:pPr>
       <w:r>
-        <w:rPr>
-          <w:b/>
-        </w:rPr>
         <w:t>LANGUAGES</w:t>
       </w:r>
     </w:p>
@@ -345,10 +444,10 @@
       </w:r>
     </w:p>
     <w:p>
+      <w:pPr>
+        <w:pStyle w:val="Heading1"/>
+      </w:pPr>
       <w:r>
-        <w:rPr>
-          <w:b/>
-        </w:rPr>
         <w:t>AVAILABILITY</w:t>
       </w:r>
     </w:p>
@@ -805,11 +904,11 @@
       <w:outlineLvl w:val="0"/>
     </w:pPr>
     <w:rPr>
-      <w:rFonts w:asciiTheme="majorHAnsi" w:eastAsiaTheme="majorEastAsia" w:hAnsiTheme="majorHAnsi" w:cstheme="majorBidi"/>
+      <w:rFonts w:asciiTheme="majorHAnsi" w:eastAsiaTheme="majorEastAsia" w:hAnsiTheme="majorHAnsi" w:cstheme="majorBidi" w:ascii="Calibri" w:hAnsi="Calibri"/>
       <w:b/>
       <w:bCs/>
-      <w:color w:val="365F91" w:themeColor="accent1" w:themeShade="BF"/>
-      <w:sz w:val="28"/>
+      <w:color w:val="1A1A1A"/>
+      <w:sz w:val="22"/>
       <w:szCs w:val="28"/>
     </w:rPr>
   </w:style>
@@ -829,11 +928,11 @@
       <w:outlineLvl w:val="1"/>
     </w:pPr>
     <w:rPr>
-      <w:rFonts w:asciiTheme="majorHAnsi" w:eastAsiaTheme="majorEastAsia" w:hAnsiTheme="majorHAnsi" w:cstheme="majorBidi"/>
+      <w:rFonts w:asciiTheme="majorHAnsi" w:eastAsiaTheme="majorEastAsia" w:hAnsiTheme="majorHAnsi" w:cstheme="majorBidi" w:ascii="Calibri" w:hAnsi="Calibri"/>
       <w:b/>
       <w:bCs/>
-      <w:color w:val="4F81BD" w:themeColor="accent1"/>
-      <w:sz w:val="26"/>
+      <w:color w:val="1A1A1A"/>
+      <w:sz w:val="20"/>
       <w:szCs w:val="26"/>
     </w:rPr>
   </w:style>

--- a/CV_Material_Nacho/extras/cvs_personalizados/cv_mastercard_2027.docx
+++ b/CV_Material_Nacho/extras/cvs_personalizados/cv_mastercard_2027.docx
@@ -416,7 +416,7 @@
         <w:pStyle w:val="ListBullet"/>
       </w:pPr>
       <w:r>
-        <w:t>English: B1+/B2 self-assessed, not yet certified (optional to verify with free EF SET).</w:t>
+        <w:t>English: B1 (intermediate), self-assessed, not formally certified. I read technical documentation in English.</w:t>
       </w:r>
     </w:p>
     <w:p>
@@ -440,7 +440,7 @@
         <w:pStyle w:val="ListBullet"/>
       </w:pPr>
       <w:r>
-        <w:t>English: B1+/B2 — fluent technical reading, intermediate written and oral communication. No formal certification yet.</w:t>
+        <w:t>English: B1 (intermediate), self-assessed, not formally certified. I read technical documentation in English.</w:t>
       </w:r>
     </w:p>
     <w:p>
